--- a/Документы для курсовой/Курсовая, первый текстовые наброски.docx
+++ b/Документы для курсовой/Курсовая, первый текстовые наброски.docx
@@ -1197,7 +1197,13 @@
     </w:p>
     <w:p>
       <w:r>
-        <w:t>Такое разделение даёт полю ответственность за порядок клеток, а компоненту перемещения - за визуальный переход персонажа между ними. Событие клетки запускается уже после завершения движения, а не на каждом промежуточном шаге. Расположение игрового поля на сцене BoardGame показано на рисунке 6.</w:t>
+        <w:t>Такое разделение даёт полю ответственность за порядок клеток, а компоненту перемещения - за визуальный переход персонажа между ними. Событие клетки запускается уже после завершения движения, а не на каждом промежуточном шаге.</w:t>
+      </w:r>
+      <w:r>
+        <w:t xml:space="preserve"> Макет</w:t>
+      </w:r>
+      <w:r>
+        <w:t xml:space="preserve"> игрового поля на сцене BoardGame показан на рисунке 6.</w:t>
       </w:r>
     </w:p>
     <w:p>
